--- a/starter_packs/document_heavy/Alix-AI/templates/intake_name_change/template.docx
+++ b/starter_packs/document_heavy/Alix-AI/templates/intake_name_change/template.docx
@@ -135,14 +135,21 @@
       </w:r>
     </w:p>
     <w:p>
-      <w:r>
-        <w:rPr>
-          <w:b w:val="0"/>
-          <w:i w:val="0"/>
-          <w:sz w:val="22"/>
-        </w:rPr>
-        <w:t>__________________________________________________________________________________________</w:t>
-      </w:r>
+      <w:sdt>
+        <w:sdtPr>
+          <w:alias w:val="Q1: Your current full legal name:"/>
+          <w:tag w:val="q1_1"/>
+          <w:id w:val="1"/>
+          <w:showingPlcHdr/>
+          <w:text/>
+        </w:sdtPr>
+        <w:sdtEndPr/>
+        <w:sdtContent>
+          <w:r>
+            <w:t xml:space="preserve"/>
+          </w:r>
+        </w:sdtContent>
+      </w:sdt>
     </w:p>
     <w:p>
       <w:r>
@@ -164,14 +171,21 @@
       </w:r>
     </w:p>
     <w:p>
-      <w:r>
-        <w:rPr>
-          <w:b w:val="0"/>
-          <w:i w:val="0"/>
-          <w:sz w:val="22"/>
-        </w:rPr>
-        <w:t>__________________________________________________________________________________________</w:t>
-      </w:r>
+      <w:sdt>
+        <w:sdtPr>
+          <w:alias w:val="Q2: The name you wish to be legally known as:"/>
+          <w:tag w:val="q2_1"/>
+          <w:id w:val="2"/>
+          <w:showingPlcHdr/>
+          <w:text/>
+        </w:sdtPr>
+        <w:sdtEndPr/>
+        <w:sdtContent>
+          <w:r>
+            <w:t xml:space="preserve"/>
+          </w:r>
+        </w:sdtContent>
+      </w:sdt>
     </w:p>
     <w:p>
       <w:r>
@@ -193,14 +207,21 @@
       </w:r>
     </w:p>
     <w:p>
-      <w:r>
-        <w:rPr>
-          <w:b w:val="0"/>
-          <w:i w:val="0"/>
-          <w:sz w:val="22"/>
-        </w:rPr>
-        <w:t>__________________________________________________________________________________________</w:t>
-      </w:r>
+      <w:sdt>
+        <w:sdtPr>
+          <w:alias w:val="Q3: Date of birth:"/>
+          <w:tag w:val="q3_1"/>
+          <w:id w:val="3"/>
+          <w:showingPlcHdr/>
+          <w:text/>
+        </w:sdtPr>
+        <w:sdtEndPr/>
+        <w:sdtContent>
+          <w:r>
+            <w:t xml:space="preserve"/>
+          </w:r>
+        </w:sdtContent>
+      </w:sdt>
     </w:p>
     <w:p>
       <w:r>
@@ -222,14 +243,21 @@
       </w:r>
     </w:p>
     <w:p>
-      <w:r>
-        <w:rPr>
-          <w:b w:val="0"/>
-          <w:i w:val="0"/>
-          <w:sz w:val="22"/>
-        </w:rPr>
-        <w:t>__________________________________________________________________________________________</w:t>
-      </w:r>
+      <w:sdt>
+        <w:sdtPr>
+          <w:alias w:val="Q4: Place of birth (city, county, state):"/>
+          <w:tag w:val="q4_1"/>
+          <w:id w:val="4"/>
+          <w:showingPlcHdr/>
+          <w:text/>
+        </w:sdtPr>
+        <w:sdtEndPr/>
+        <w:sdtContent>
+          <w:r>
+            <w:t xml:space="preserve"/>
+          </w:r>
+        </w:sdtContent>
+      </w:sdt>
     </w:p>
     <w:p>
       <w:r>
@@ -251,14 +279,21 @@
       </w:r>
     </w:p>
     <w:p>
-      <w:r>
-        <w:rPr>
-          <w:b w:val="0"/>
-          <w:i w:val="0"/>
-          <w:sz w:val="22"/>
-        </w:rPr>
-        <w:t>__________________________________________________________________________________________</w:t>
-      </w:r>
+      <w:sdt>
+        <w:sdtPr>
+          <w:alias w:val="Q5: Current home address (street, city, county, state, zip):"/>
+          <w:tag w:val="q5_1"/>
+          <w:id w:val="5"/>
+          <w:showingPlcHdr/>
+          <w:text/>
+        </w:sdtPr>
+        <w:sdtEndPr/>
+        <w:sdtContent>
+          <w:r>
+            <w:t xml:space="preserve"/>
+          </w:r>
+        </w:sdtContent>
+      </w:sdt>
     </w:p>
     <w:p>
       <w:r>
@@ -280,34 +315,55 @@
       </w:r>
     </w:p>
     <w:p>
-      <w:r>
-        <w:rPr>
-          <w:b w:val="0"/>
-          <w:i w:val="0"/>
-          <w:sz w:val="22"/>
-        </w:rPr>
-        <w:t>__________________________________________________________________________________________</w:t>
-      </w:r>
+      <w:sdt>
+        <w:sdtPr>
+          <w:alias w:val="Q6: How long have you lived at that address, and at any prior addresses in the last 5 years (list address and dates)?"/>
+          <w:tag w:val="q6_1"/>
+          <w:id w:val="6"/>
+          <w:showingPlcHdr/>
+          <w:text/>
+        </w:sdtPr>
+        <w:sdtEndPr/>
+        <w:sdtContent>
+          <w:r>
+            <w:t xml:space="preserve"/>
+          </w:r>
+        </w:sdtContent>
+      </w:sdt>
     </w:p>
     <w:p>
-      <w:r>
-        <w:rPr>
-          <w:b w:val="0"/>
-          <w:i w:val="0"/>
-          <w:sz w:val="22"/>
-        </w:rPr>
-        <w:t>__________________________________________________________________________________________</w:t>
-      </w:r>
+      <w:sdt>
+        <w:sdtPr>
+          <w:alias w:val="Q6 (line 2): How long have you lived at that address, and at any prior addresses in the last 5 years (list address and dates)?"/>
+          <w:tag w:val="q6_2"/>
+          <w:id w:val="7"/>
+          <w:showingPlcHdr/>
+          <w:text/>
+        </w:sdtPr>
+        <w:sdtEndPr/>
+        <w:sdtContent>
+          <w:r>
+            <w:t xml:space="preserve"/>
+          </w:r>
+        </w:sdtContent>
+      </w:sdt>
     </w:p>
     <w:p>
-      <w:r>
-        <w:rPr>
-          <w:b w:val="0"/>
-          <w:i w:val="0"/>
-          <w:sz w:val="22"/>
-        </w:rPr>
-        <w:t>__________________________________________________________________________________________</w:t>
-      </w:r>
+      <w:sdt>
+        <w:sdtPr>
+          <w:alias w:val="Q6 (line 3): How long have you lived at that address, and at any prior addresses in the last 5 years (list address and dates)?"/>
+          <w:tag w:val="q6_3"/>
+          <w:id w:val="8"/>
+          <w:showingPlcHdr/>
+          <w:text/>
+        </w:sdtPr>
+        <w:sdtEndPr/>
+        <w:sdtContent>
+          <w:r>
+            <w:t xml:space="preserve"/>
+          </w:r>
+        </w:sdtContent>
+      </w:sdt>
     </w:p>
     <w:p>
       <w:r>
@@ -339,14 +395,21 @@
       </w:r>
     </w:p>
     <w:p>
-      <w:r>
-        <w:rPr>
-          <w:b w:val="0"/>
-          <w:i w:val="0"/>
-          <w:sz w:val="22"/>
-        </w:rPr>
-        <w:t>__________________________________________________________________________________________</w:t>
-      </w:r>
+      <w:sdt>
+        <w:sdtPr>
+          <w:alias w:val="Q7: Are you currently married? If yes, spouse's full name:"/>
+          <w:tag w:val="q7_1"/>
+          <w:id w:val="9"/>
+          <w:showingPlcHdr/>
+          <w:text/>
+        </w:sdtPr>
+        <w:sdtEndPr/>
+        <w:sdtContent>
+          <w:r>
+            <w:t xml:space="preserve"/>
+          </w:r>
+        </w:sdtContent>
+      </w:sdt>
     </w:p>
     <w:p>
       <w:r>
@@ -368,14 +431,21 @@
       </w:r>
     </w:p>
     <w:p>
-      <w:r>
-        <w:rPr>
-          <w:b w:val="0"/>
-          <w:i w:val="0"/>
-          <w:sz w:val="22"/>
-        </w:rPr>
-        <w:t>__________________________________________________________________________________________</w:t>
-      </w:r>
+      <w:sdt>
+        <w:sdtPr>
+          <w:alias w:val="Q8: Is this a request to restore a former (e.g. maiden) name? If yes, what name?"/>
+          <w:tag w:val="q8_1"/>
+          <w:id w:val="10"/>
+          <w:showingPlcHdr/>
+          <w:text/>
+        </w:sdtPr>
+        <w:sdtEndPr/>
+        <w:sdtContent>
+          <w:r>
+            <w:t xml:space="preserve"/>
+          </w:r>
+        </w:sdtContent>
+      </w:sdt>
     </w:p>
     <w:p>
       <w:r>
@@ -397,24 +467,38 @@
       </w:r>
     </w:p>
     <w:p>
-      <w:r>
-        <w:rPr>
-          <w:b w:val="0"/>
-          <w:i w:val="0"/>
-          <w:sz w:val="22"/>
-        </w:rPr>
-        <w:t>__________________________________________________________________________________________</w:t>
-      </w:r>
+      <w:sdt>
+        <w:sdtPr>
+          <w:alias w:val="Q9: Do you have children? If yes, list each child's full name and date of birth:"/>
+          <w:tag w:val="q9_1"/>
+          <w:id w:val="11"/>
+          <w:showingPlcHdr/>
+          <w:text/>
+        </w:sdtPr>
+        <w:sdtEndPr/>
+        <w:sdtContent>
+          <w:r>
+            <w:t xml:space="preserve"/>
+          </w:r>
+        </w:sdtContent>
+      </w:sdt>
     </w:p>
     <w:p>
-      <w:r>
-        <w:rPr>
-          <w:b w:val="0"/>
-          <w:i w:val="0"/>
-          <w:sz w:val="22"/>
-        </w:rPr>
-        <w:t>__________________________________________________________________________________________</w:t>
-      </w:r>
+      <w:sdt>
+        <w:sdtPr>
+          <w:alias w:val="Q9 (line 2): Do you have children? If yes, list each child's full name and date of birth:"/>
+          <w:tag w:val="q9_2"/>
+          <w:id w:val="12"/>
+          <w:showingPlcHdr/>
+          <w:text/>
+        </w:sdtPr>
+        <w:sdtEndPr/>
+        <w:sdtContent>
+          <w:r>
+            <w:t xml:space="preserve"/>
+          </w:r>
+        </w:sdtContent>
+      </w:sdt>
     </w:p>
     <w:p>
       <w:r>
@@ -436,24 +520,38 @@
       </w:r>
     </w:p>
     <w:p>
-      <w:r>
-        <w:rPr>
-          <w:b w:val="0"/>
-          <w:i w:val="0"/>
-          <w:sz w:val="22"/>
-        </w:rPr>
-        <w:t>__________________________________________________________________________________________</w:t>
-      </w:r>
+      <w:sdt>
+        <w:sdtPr>
+          <w:alias w:val="Q10: If this request is on behalf of a minor child, the parent(s)/guardian(s) full legal name(s), and whether both consent to the change:"/>
+          <w:tag w:val="q10_1"/>
+          <w:id w:val="13"/>
+          <w:showingPlcHdr/>
+          <w:text/>
+        </w:sdtPr>
+        <w:sdtEndPr/>
+        <w:sdtContent>
+          <w:r>
+            <w:t xml:space="preserve"/>
+          </w:r>
+        </w:sdtContent>
+      </w:sdt>
     </w:p>
     <w:p>
-      <w:r>
-        <w:rPr>
-          <w:b w:val="0"/>
-          <w:i w:val="0"/>
-          <w:sz w:val="22"/>
-        </w:rPr>
-        <w:t>__________________________________________________________________________________________</w:t>
-      </w:r>
+      <w:sdt>
+        <w:sdtPr>
+          <w:alias w:val="Q10 (line 2): If this request is on behalf of a minor child, the parent(s)/guardian(s) full legal name(s), and whether both consent to the change:"/>
+          <w:tag w:val="q10_2"/>
+          <w:id w:val="14"/>
+          <w:showingPlcHdr/>
+          <w:text/>
+        </w:sdtPr>
+        <w:sdtEndPr/>
+        <w:sdtContent>
+          <w:r>
+            <w:t xml:space="preserve"/>
+          </w:r>
+        </w:sdtContent>
+      </w:sdt>
     </w:p>
     <w:p>
       <w:r>
@@ -485,14 +583,21 @@
       </w:r>
     </w:p>
     <w:p>
-      <w:r>
-        <w:rPr>
-          <w:b w:val="0"/>
-          <w:i w:val="0"/>
-          <w:sz w:val="22"/>
-        </w:rPr>
-        <w:t>__________________________________________________________________________________________</w:t>
-      </w:r>
+      <w:sdt>
+        <w:sdtPr>
+          <w:alias w:val="Q11: Reason for the requested name change:"/>
+          <w:tag w:val="q11_1"/>
+          <w:id w:val="15"/>
+          <w:showingPlcHdr/>
+          <w:text/>
+        </w:sdtPr>
+        <w:sdtEndPr/>
+        <w:sdtContent>
+          <w:r>
+            <w:t xml:space="preserve"/>
+          </w:r>
+        </w:sdtContent>
+      </w:sdt>
     </w:p>
     <w:p>
       <w:r>
@@ -514,24 +619,38 @@
       </w:r>
     </w:p>
     <w:p>
-      <w:r>
-        <w:rPr>
-          <w:b w:val="0"/>
-          <w:i w:val="0"/>
-          <w:sz w:val="22"/>
-        </w:rPr>
-        <w:t>__________________________________________________________________________________________</w:t>
-      </w:r>
+      <w:sdt>
+        <w:sdtPr>
+          <w:alias w:val="Q12: Have you ever been arrested for, charged with, or convicted of a crime (regardless of adjudication)? If yes, please describe:"/>
+          <w:tag w:val="q12_1"/>
+          <w:id w:val="16"/>
+          <w:showingPlcHdr/>
+          <w:text/>
+        </w:sdtPr>
+        <w:sdtEndPr/>
+        <w:sdtContent>
+          <w:r>
+            <w:t xml:space="preserve"/>
+          </w:r>
+        </w:sdtContent>
+      </w:sdt>
     </w:p>
     <w:p>
-      <w:r>
-        <w:rPr>
-          <w:b w:val="0"/>
-          <w:i w:val="0"/>
-          <w:sz w:val="22"/>
-        </w:rPr>
-        <w:t>__________________________________________________________________________________________</w:t>
-      </w:r>
+      <w:sdt>
+        <w:sdtPr>
+          <w:alias w:val="Q12 (line 2): Have you ever been arrested for, charged with, or convicted of a crime (regardless of adjudication)? If yes, please describe:"/>
+          <w:tag w:val="q12_2"/>
+          <w:id w:val="17"/>
+          <w:showingPlcHdr/>
+          <w:text/>
+        </w:sdtPr>
+        <w:sdtEndPr/>
+        <w:sdtContent>
+          <w:r>
+            <w:t xml:space="preserve"/>
+          </w:r>
+        </w:sdtContent>
+      </w:sdt>
     </w:p>
     <w:p>
       <w:r>
@@ -553,14 +672,21 @@
       </w:r>
     </w:p>
     <w:p>
-      <w:r>
-        <w:rPr>
-          <w:b w:val="0"/>
-          <w:i w:val="0"/>
-          <w:sz w:val="22"/>
-        </w:rPr>
-        <w:t>__________________________________________________________________________________________</w:t>
-      </w:r>
+      <w:sdt>
+        <w:sdtPr>
+          <w:alias w:val="Q13: Have you ever been adjudicated as a sexual predator or sexual offender?"/>
+          <w:tag w:val="q13_1"/>
+          <w:id w:val="18"/>
+          <w:showingPlcHdr/>
+          <w:text/>
+        </w:sdtPr>
+        <w:sdtEndPr/>
+        <w:sdtContent>
+          <w:r>
+            <w:t xml:space="preserve"/>
+          </w:r>
+        </w:sdtContent>
+      </w:sdt>
     </w:p>
     <w:p>
       <w:r>
